--- a/manuscript/submission_files/manuscript_anonymous.docx
+++ b/manuscript/submission_files/manuscript_anonymous.docx
@@ -2273,22 +2273,7 @@
         <w:pStyle w:val="BodyText"/>
       </w:pPr>
       <w:r>
-        <w:t xml:space="preserve">GeoFM-LDN (Geospatial Foundation-Model Latent Dynamics Network; the repository’s former</w:t>
-      </w:r>
-      <w:r>
-        <w:t xml:space="preserve"> </w:t>
-      </w:r>
-      <w:r>
-        <w:rPr>
-          <w:rStyle w:val="VerbatimChar"/>
-        </w:rPr>
-        <w:t xml:space="preserve">paper58</w:t>
-      </w:r>
-      <w:r>
-        <w:t xml:space="preserve"> </w:t>
-      </w:r>
-      <w:r>
-        <w:t xml:space="preserve">path identifier) was implemented as a demand-conditioned residual latent-dynamics network on 64-channel AlphaEarth patches. Three 128-channel convolutions use dilation rates 1, 2 and 4, followed by a 1 × 1 projection to a 64-dimensional latent state. A 12-dimensional action vector (origin and target counts for six classes) is encoded by a two-layer MLP and broadcast across the patch before concatenation with the embedding. Group normalization and GELU activations are used in the residual blocks. A scikit-learn logistic-regression decoder maps the predicted latent embedding to six semantic classes. Training uses 64 × 64 patches, batch size 2, eight epochs, AdamW with learning rate</w:t>
+        <w:t xml:space="preserve">GeoFM-LDN (Geospatial Foundation-Model Latent Dynamics Network; the repository’s legacy path identifier) was implemented as a demand-conditioned residual latent-dynamics network on 64-channel AlphaEarth patches. Three 128-channel convolutions use dilation rates 1, 2 and 4, followed by a 1 × 1 projection to a 64-dimensional latent state. A 12-dimensional action vector (origin and target counts for six classes) is encoded by a two-layer MLP and broadcast across the patch before concatenation with the embedding. Group normalization and GELU activations are used in the residual blocks. A scikit-learn logistic-regression decoder maps the predicted latent embedding to six semantic classes. Training uses 64 × 64 patches, batch size 2, eight epochs, AdamW with learning rate</w:t>
       </w:r>
       <w:r>
         <w:t xml:space="preserve"> </w:t>
